--- a/docs/義大利禮儀與文化差異指南.docx
+++ b/docs/義大利禮儀與文化差異指南.docx
@@ -355,13 +355,26 @@
           <w:rFonts w:ascii="Microsoft JhengHei" w:hAnsi="Microsoft JhengHei" w:eastAsia="Microsoft JhengHei"/>
           <w:b/>
         </w:rPr>
-        <w:t>座位費與麵包費</w:t>
-      </w:r>
-      <w:r>
-        <w:rPr>
-          <w:rFonts w:ascii="Microsoft JhengHei" w:hAnsi="Microsoft JhengHei" w:eastAsia="Microsoft JhengHei"/>
-        </w:rPr>
-        <w:t>（各大區規定略有不同，托斯卡尼和倫巴底都合法）。有些餐廳會改列為「servizio」（服務費）。看到帳單不要驚慌，這是正常的。</w:t>
+        <w:t>座位/餐具覆蓋費</w:t>
+      </w:r>
+      <w:r>
+        <w:rPr>
+          <w:rFonts w:ascii="Microsoft JhengHei" w:hAnsi="Microsoft JhengHei" w:eastAsia="Microsoft JhengHei"/>
+        </w:rPr>
+        <w:t>（是否含麵包依店家而異；各大區規定略有不同，托斯卡尼和倫巴底都合法）。有些餐廳會改列為「servizio」（服務費）。</w:t>
+      </w:r>
+      <w:r>
+        <w:rPr>
+          <w:rFonts w:ascii="Microsoft JhengHei" w:hAnsi="Microsoft JhengHei" w:eastAsia="Microsoft JhengHei"/>
+          <w:b/>
+        </w:rPr>
+        <w:t>coperto / servizio 通常應在菜單上標明</w:t>
+      </w:r>
+      <w:r>
+        <w:rPr>
+          <w:rFonts w:ascii="Microsoft JhengHei" w:hAnsi="Microsoft JhengHei" w:eastAsia="Microsoft JhengHei"/>
+        </w:rPr>
+        <w:t>，若帳單出現未標示或異常高額費用，可禮貌詢問。看到帳單不要驚慌，這是正常的。</w:t>
       </w:r>
     </w:p>
     <w:p>
@@ -629,14 +642,29 @@
           <w:b/>
           <w:sz w:val="21"/>
         </w:rPr>
-        <w:t>沒有「美式咖啡」這種東西</w:t>
+        <w:t>沒有台灣式美式咖啡</w:t>
       </w:r>
       <w:r>
         <w:rPr>
           <w:rFonts w:ascii="Microsoft JhengHei" w:hAnsi="Microsoft JhengHei" w:eastAsia="Microsoft JhengHei"/>
           <w:sz w:val="21"/>
         </w:rPr>
-        <w:t>：想喝淡一點的咖啡，點 "caffe americano"（espresso 加熱水），但義大利人內心會微微搖頭。</w:t>
+        <w:t xml:space="preserve">：義大利沒有大杯濾泡美式的概念；想喝淡一點可點 </w:t>
+      </w:r>
+      <w:r>
+        <w:rPr>
+          <w:rFonts w:ascii="Microsoft JhengHei" w:hAnsi="Microsoft JhengHei" w:eastAsia="Microsoft JhengHei"/>
+          <w:b/>
+          <w:sz w:val="21"/>
+        </w:rPr>
+        <w:t>caffè americano</w:t>
+      </w:r>
+      <w:r>
+        <w:rPr>
+          <w:rFonts w:ascii="Microsoft JhengHei" w:hAnsi="Microsoft JhengHei" w:eastAsia="Microsoft JhengHei"/>
+          <w:sz w:val="21"/>
+        </w:rPr>
+        <w:t>（espresso 加熱水），義大利人內心會微微搖頭但仍會供應。</w:t>
       </w:r>
     </w:p>
     <w:p>
@@ -687,13 +715,65 @@
           <w:rFonts w:ascii="Microsoft JhengHei" w:hAnsi="Microsoft JhengHei" w:eastAsia="Microsoft JhengHei"/>
           <w:b/>
         </w:rPr>
-        <w:t>不像美國需要給小費</w:t>
-      </w:r>
-      <w:r>
-        <w:rPr>
-          <w:rFonts w:ascii="Microsoft JhengHei" w:hAnsi="Microsoft JhengHei" w:eastAsia="Microsoft JhengHei"/>
-        </w:rPr>
-        <w:t>。帳單通常已含服務費或 coperto。如果覺得服務很好，桌上留個 EUR 1-2 零錢表示感謝就夠了，不需要算百分比。給太多反而會讓人覺得奇怪。</w:t>
+        <w:t>不採美式百分比小費文化</w:t>
+      </w:r>
+      <w:r>
+        <w:rPr>
+          <w:rFonts w:ascii="Microsoft JhengHei" w:hAnsi="Microsoft JhengHei" w:eastAsia="Microsoft JhengHei"/>
+        </w:rPr>
+        <w:t xml:space="preserve">。帳單可能另列 </w:t>
+      </w:r>
+      <w:r>
+        <w:rPr>
+          <w:rFonts w:ascii="Microsoft JhengHei" w:hAnsi="Microsoft JhengHei" w:eastAsia="Microsoft JhengHei"/>
+          <w:b/>
+        </w:rPr>
+        <w:t>coperto</w:t>
+      </w:r>
+      <w:r>
+        <w:rPr>
+          <w:rFonts w:ascii="Microsoft JhengHei" w:hAnsi="Microsoft JhengHei" w:eastAsia="Microsoft JhengHei"/>
+        </w:rPr>
+        <w:t xml:space="preserve">（座位/餐具費）或 </w:t>
+      </w:r>
+      <w:r>
+        <w:rPr>
+          <w:rFonts w:ascii="Microsoft JhengHei" w:hAnsi="Microsoft JhengHei" w:eastAsia="Microsoft JhengHei"/>
+          <w:b/>
+        </w:rPr>
+        <w:t>servizio</w:t>
+      </w:r>
+      <w:r>
+        <w:rPr>
+          <w:rFonts w:ascii="Microsoft JhengHei" w:hAnsi="Microsoft JhengHei" w:eastAsia="Microsoft JhengHei"/>
+        </w:rPr>
+        <w:t>（服務費）— 但這兩者</w:t>
+      </w:r>
+      <w:r>
+        <w:rPr>
+          <w:rFonts w:ascii="Microsoft JhengHei" w:hAnsi="Microsoft JhengHei" w:eastAsia="Microsoft JhengHei"/>
+          <w:b/>
+        </w:rPr>
+        <w:t>不等於給服務生的小費</w:t>
+      </w:r>
+      <w:r>
+        <w:rPr>
+          <w:rFonts w:ascii="Microsoft JhengHei" w:hAnsi="Microsoft JhengHei" w:eastAsia="Microsoft JhengHei"/>
+        </w:rPr>
+        <w:t>，coperto 是餐廳合法收取的附加費用。即使有 coperto，</w:t>
+      </w:r>
+      <w:r>
+        <w:rPr>
+          <w:rFonts w:ascii="Microsoft JhengHei" w:hAnsi="Microsoft JhengHei" w:eastAsia="Microsoft JhengHei"/>
+          <w:b/>
+        </w:rPr>
+        <w:t>也不代表必須再給小費</w:t>
+      </w:r>
+      <w:r>
+        <w:rPr>
+          <w:rFonts w:ascii="Microsoft JhengHei" w:hAnsi="Microsoft JhengHei" w:eastAsia="Microsoft JhengHei"/>
+        </w:rPr>
+        <w:t>。如果覺得服務很好，桌上留 €1-2 零錢或湊整即可，不需要算百分比。給太多反而會讓人覺得奇怪。</w:t>
       </w:r>
     </w:p>
     <w:p>
@@ -936,13 +1016,35 @@
           <w:rFonts w:ascii="Microsoft JhengHei" w:hAnsi="Microsoft JhengHei" w:eastAsia="Microsoft JhengHei"/>
           <w:b/>
         </w:rPr>
-        <w:t>米蘭是 Aperitivo 文化的發源地</w:t>
-      </w:r>
-      <w:r>
-        <w:rPr>
-          <w:rFonts w:ascii="Microsoft JhengHei" w:hAnsi="Microsoft JhengHei" w:eastAsia="Microsoft JhengHei"/>
-        </w:rPr>
-        <w:t>，我們行程第 8 天有安排 Navigli 運河區體驗，不喝可惜！</w:t>
+        <w:t>米蘭是 Aperitivo 文化最具代表性的城市之一</w:t>
+      </w:r>
+      <w:r>
+        <w:rPr>
+          <w:rFonts w:ascii="Microsoft JhengHei" w:hAnsi="Microsoft JhengHei" w:eastAsia="Microsoft JhengHei"/>
+        </w:rPr>
+        <w:t>（尤其 Navigli 運河區），但 Aperitivo 的起源實際可追溯到都靈與北義苦艾酒文化。我們行程第 8 天有安排 Navigli 體驗，不喝可惜！</w:t>
+      </w:r>
+    </w:p>
+    <w:p>
+      <w:pPr/>
+      <w:r>
+        <w:rPr>
+          <w:rFonts w:ascii="Microsoft JhengHei" w:hAnsi="Microsoft JhengHei" w:eastAsia="Microsoft JhengHei"/>
+        </w:rPr>
+        <w:t xml:space="preserve">⚠ </w:t>
+      </w:r>
+      <w:r>
+        <w:rPr>
+          <w:rFonts w:ascii="Microsoft JhengHei" w:hAnsi="Microsoft JhengHei" w:eastAsia="Microsoft JhengHei"/>
+          <w:b/>
+        </w:rPr>
+        <w:t>禮儀提醒</w:t>
+      </w:r>
+      <w:r>
+        <w:rPr>
+          <w:rFonts w:ascii="Microsoft JhengHei" w:hAnsi="Microsoft JhengHei" w:eastAsia="Microsoft JhengHei"/>
+        </w:rPr>
+        <w:t>：Aperitivo 的初衷是「飲品附贈小食」；不宜只點一杯酒卻反覆裝填大量食物當吃到飽，會被視為失禮。</w:t>
       </w:r>
     </w:p>
     <w:p>
@@ -1736,20 +1838,20 @@
         <w:rPr>
           <w:rFonts w:ascii="Microsoft JhengHei" w:hAnsi="Microsoft JhengHei" w:eastAsia="Microsoft JhengHei"/>
         </w:rPr>
-        <w:t xml:space="preserve">非歐盟居民在同一店家同一天消費滿 </w:t>
+        <w:t>非歐盟居民在</w:t>
       </w:r>
       <w:r>
         <w:rPr>
           <w:rFonts w:ascii="Microsoft JhengHei" w:hAnsi="Microsoft JhengHei" w:eastAsia="Microsoft JhengHei"/>
           <w:b/>
         </w:rPr>
-        <w:t>EUR 70.01</w:t>
-      </w:r>
-      <w:r>
-        <w:rPr>
-          <w:rFonts w:ascii="Microsoft JhengHei" w:hAnsi="Microsoft JhengHei" w:eastAsia="Microsoft JhengHei"/>
-        </w:rPr>
-        <w:t xml:space="preserve"> 以上可申請退稅，退稅比例約 </w:t>
+        <w:t>同一張發票／同次購物含稅金額超過 €70</w:t>
+      </w:r>
+      <w:r>
+        <w:rPr>
+          <w:rFonts w:ascii="Microsoft JhengHei" w:hAnsi="Microsoft JhengHei" w:eastAsia="Microsoft JhengHei"/>
+        </w:rPr>
+        <w:t xml:space="preserve">（實務上通常寫 €70.01 以上）可申請退稅，退稅比例約 </w:t>
       </w:r>
       <w:r>
         <w:rPr>
@@ -1762,7 +1864,7 @@
         <w:rPr>
           <w:rFonts w:ascii="Microsoft JhengHei" w:hAnsi="Microsoft JhengHei" w:eastAsia="Microsoft JhengHei"/>
         </w:rPr>
-        <w:t>（視退稅公司和商品類別而定）。</w:t>
+        <w:t>（視退稅公司和商品類別而定）。⚠ 並非自動把同一天同店多筆消費相加，能否合併要看店家能否開在同一張 tax-free 發票上。</w:t>
       </w:r>
     </w:p>
     <w:p>
@@ -3374,7 +3476,7 @@
                 <w:rFonts w:ascii="Microsoft JhengHei" w:hAnsi="Microsoft JhengHei" w:eastAsia="Microsoft JhengHei"/>
                 <w:sz w:val="19"/>
               </w:rPr>
-              <w:t>駐義大利台北代表處（羅馬）</w:t>
+              <w:t>駐義大利台北代表處總機（羅馬）</w:t>
             </w:r>
           </w:p>
         </w:tc>
@@ -3394,6 +3496,67 @@
           </w:p>
         </w:tc>
       </w:tr>
+      <w:tr>
+        <w:tc>
+          <w:tcPr>
+            <w:tcW w:type="dxa" w:w="4536"/>
+            <w:shd w:fill="EBF5FB"/>
+          </w:tcPr>
+          <w:p>
+            <w:r/>
+            <w:r>
+              <w:rPr>
+                <w:rFonts w:ascii="Microsoft JhengHei" w:hAnsi="Microsoft JhengHei" w:eastAsia="Microsoft JhengHei"/>
+                <w:sz w:val="19"/>
+              </w:rPr>
+            </w:r>
+            <w:r>
+              <w:rPr>
+                <w:rFonts w:ascii="Microsoft JhengHei" w:hAnsi="Microsoft JhengHei" w:eastAsia="Microsoft JhengHei"/>
+                <w:b/>
+                <w:sz w:val="19"/>
+              </w:rPr>
+              <w:t>駐義大利台北代表處急難救助專線</w:t>
+            </w:r>
+            <w:r>
+              <w:rPr>
+                <w:rFonts w:ascii="Microsoft JhengHei" w:hAnsi="Microsoft JhengHei" w:eastAsia="Microsoft JhengHei"/>
+                <w:sz w:val="19"/>
+              </w:rPr>
+            </w:r>
+          </w:p>
+        </w:tc>
+        <w:tc>
+          <w:tcPr>
+            <w:tcW w:type="dxa" w:w="4536"/>
+            <w:shd w:fill="EBF5FB"/>
+          </w:tcPr>
+          <w:p>
+            <w:r/>
+            <w:r>
+              <w:rPr>
+                <w:rFonts w:ascii="Microsoft JhengHei" w:hAnsi="Microsoft JhengHei" w:eastAsia="Microsoft JhengHei"/>
+                <w:sz w:val="19"/>
+              </w:rPr>
+            </w:r>
+            <w:r>
+              <w:rPr>
+                <w:rFonts w:ascii="Microsoft JhengHei" w:hAnsi="Microsoft JhengHei" w:eastAsia="Microsoft JhengHei"/>
+                <w:b/>
+                <w:sz w:val="19"/>
+              </w:rPr>
+              <w:t>+39-366-806-6434</w:t>
+            </w:r>
+            <w:r>
+              <w:rPr>
+                <w:rFonts w:ascii="Microsoft JhengHei" w:hAnsi="Microsoft JhengHei" w:eastAsia="Microsoft JhengHei"/>
+                <w:sz w:val="19"/>
+              </w:rPr>
+              <w:t>（重大急難事件使用，非一般諮詢）</w:t>
+            </w:r>
+          </w:p>
+        </w:tc>
+      </w:tr>
     </w:tbl>
     <w:p/>
     <w:p>
@@ -3402,7 +3565,7 @@
         <w:rPr>
           <w:rFonts w:ascii="Microsoft JhengHei" w:hAnsi="Microsoft JhengHei" w:eastAsia="Microsoft JhengHei"/>
         </w:rPr>
-        <w:t>建議把 112 和 118 存進手機通訊錄。</w:t>
+        <w:t>建議把 112、118 和急難救助專線都存進手機通訊錄。</w:t>
       </w:r>
     </w:p>
     <w:p>
@@ -3870,7 +4033,7 @@
                 <w:rFonts w:ascii="Microsoft JhengHei" w:hAnsi="Microsoft JhengHei" w:eastAsia="Microsoft JhengHei"/>
                 <w:sz w:val="19"/>
               </w:rPr>
-              <w:t>Un caffe, per favore</w:t>
+              <w:t>Un caffè, per favore</w:t>
             </w:r>
           </w:p>
         </w:tc>
@@ -3967,7 +4130,7 @@
                 <w:rFonts w:ascii="Microsoft JhengHei" w:hAnsi="Microsoft JhengHei" w:eastAsia="Microsoft JhengHei"/>
                 <w:sz w:val="19"/>
               </w:rPr>
-              <w:t>Dov'e il bagno?</w:t>
+              <w:t>Dov'è il bagno?</w:t>
             </w:r>
           </w:p>
         </w:tc>
@@ -4319,7 +4482,7 @@
           <w:rFonts w:ascii="Microsoft JhengHei" w:hAnsi="Microsoft JhengHei" w:eastAsia="Microsoft JhengHei"/>
           <w:i/>
         </w:rPr>
-        <w:t>最後更新：2026/03/22（經導遊子代理審查修訂）</w:t>
+        <w:t>最後更新：2026/05/13（第二輪三方審查修訂版 — 修正 Aperitivo 起源、coperto 與小費區分、退稅門檻語意、咖啡矛盾、義大利文重音、駐處急難救助專線）</w:t>
       </w:r>
       <w:r>
         <w:rPr>
